--- a/Templates/шаблоны актов без залогов/юр инициир набл + конкурс/О принятии заявления.docx
+++ b/Templates/шаблоны актов без залогов/юр инициир набл + конкурс/О принятии заявления.docx
@@ -189,6 +189,8 @@
           <w:rFonts w:ascii="Times New Roman" w:hAnsi="Times New Roman" w:cs="Times New Roman"/>
         </w:rPr>
       </w:pPr>
+      <w:bookmarkStart w:id="0" w:name="_GoBack"/>
+      <w:bookmarkEnd w:id="0"/>
     </w:p>
     <w:p>
       <w:pPr>
@@ -362,6 +364,9 @@
         </w:rPr>
       </w:pPr>
       <w:r>
+        <w:rPr>
+          <w:rFonts w:ascii="Times New Roman" w:hAnsi="Times New Roman" w:cs="Times New Roman"/>
+        </w:rPr>
         <w:t>Арбитражный суд Ростовской области в составе судьи [415],ознакомившись с заявлением «[989]» (ОГРН [990], ИНН [991]) о признании несостоятельным (банкротом) общества с ограниченной ответственностью «[2]» (ОГРН [3], ИНН [4], [6]), установил следующее.</w:t>
       </w:r>
     </w:p>
@@ -375,7 +380,24 @@
         </w:rPr>
       </w:pPr>
       <w:r>
-        <w:t>«[989]» обратилось в арбитражный суд с заявлением о признании ООО «[2]»  несостоятельным (банкротом).</w:t>
+        <w:rPr>
+          <w:rFonts w:ascii="Times New Roman" w:hAnsi="Times New Roman" w:cs="Times New Roman"/>
+        </w:rPr>
+        <w:t>«[989]» обратилось в арбитражный суд с заявлением о признан</w:t>
+      </w:r>
+      <w:proofErr w:type="gramStart"/>
+      <w:r>
+        <w:rPr>
+          <w:rFonts w:ascii="Times New Roman" w:hAnsi="Times New Roman" w:cs="Times New Roman"/>
+        </w:rPr>
+        <w:t>ии ООО</w:t>
+      </w:r>
+      <w:proofErr w:type="gramEnd"/>
+      <w:r>
+        <w:rPr>
+          <w:rFonts w:ascii="Times New Roman" w:hAnsi="Times New Roman" w:cs="Times New Roman"/>
+        </w:rPr>
+        <w:t xml:space="preserve"> «[2]»  несостоятельным (банкротом).</w:t>
       </w:r>
     </w:p>
     <w:p>
@@ -501,13 +523,7 @@
         <w:rPr>
           <w:rFonts w:ascii="Times New Roman" w:eastAsia="Times New Roman" w:hAnsi="Times New Roman" w:cs="Times New Roman"/>
         </w:rPr>
-        <w:t>[2]</w:t>
-      </w:r>
-      <w:r>
-        <w:rPr>
-          <w:rFonts w:ascii="Times New Roman" w:eastAsia="Times New Roman" w:hAnsi="Times New Roman" w:cs="Times New Roman"/>
-        </w:rPr>
-        <w:t>»</w:t>
+        <w:t>[2]»</w:t>
       </w:r>
       <w:r>
         <w:rPr>
@@ -649,6 +665,7 @@
           <w:rFonts w:ascii="Times New Roman" w:hAnsi="Times New Roman" w:cs="Times New Roman"/>
         </w:rPr>
       </w:pPr>
+      <w:proofErr w:type="gramStart"/>
       <w:r>
         <w:rPr>
           <w:rFonts w:ascii="Times New Roman" w:eastAsia="Times New Roman" w:hAnsi="Times New Roman" w:cs="Times New Roman"/>
@@ -667,6 +684,7 @@
         </w:rPr>
         <w:t xml:space="preserve"> г. - письменный мотивированный и документально-обоснованный отзыв на заявление, с приложением документов, которые подтверждают возражения относительно заявления; заранее направить отзыв лицам, участвующим в деле, доказательства направления (квитанцию об отправке, уведомление о вручении) представить в суд; </w:t>
       </w:r>
+      <w:proofErr w:type="gramEnd"/>
     </w:p>
     <w:p>
       <w:pPr>
@@ -978,18 +996,8 @@
       <w:r>
         <w:rPr>
           <w:rFonts w:ascii="Times New Roman" w:eastAsia="Times New Roman" w:hAnsi="Times New Roman" w:cs="Times New Roman"/>
-          <w:lang w:val="en-US"/>
         </w:rPr>
-        <w:t>[99</w:t>
-      </w:r>
-      <w:bookmarkStart w:id="0" w:name="_GoBack"/>
-      <w:bookmarkEnd w:id="0"/>
-      <w:r>
-        <w:rPr>
-          <w:rFonts w:ascii="Times New Roman" w:eastAsia="Times New Roman" w:hAnsi="Times New Roman" w:cs="Times New Roman"/>
-          <w:lang w:val="en-US"/>
-        </w:rPr>
-        <w:t>]</w:t>
+        <w:t>[99]</w:t>
       </w:r>
       <w:r>
         <w:rPr>
